--- a/RPA/05_机器人实验记录册_全程_v2.4_20260908.docx
+++ b/RPA/05_机器人实验记录册_全程_v2.4_20260908.docx
@@ -492,7 +492,7 @@
           <w:color w:val="1A5276"/>
           <w:sz w:val="23"/>
         </w:rPr>
-        <w:t>✏️ 课堂记录 · 哪句 AI 命令更好？差在哪？　——课件 04 · p22–23</w:t>
+        <w:t>✏️ 课堂记录 · 它一声不吭做了几个主？　——课件 04 · p23</w:t>
       </w:r>
     </w:p>
     <w:p>
@@ -505,7 +505,7 @@
           <w:color w:val="555555"/>
           <w:sz w:val="19"/>
         </w:rPr>
-        <w:t>两组命令上台对比后写：好在哪、差在哪（先写判断，再听分享）。</w:t>
+        <w:t>AI 把名单整理得整整齐齐——但它一声不吭替你定了几件事？把「主」抓出来；再用一条「收主命令」把要求说死（下节课开头发给 AI 验收）。</w:t>
       </w:r>
     </w:p>
     <w:tbl>
@@ -529,7 +529,7 @@
                 <w:b/>
                 <w:sz w:val="20"/>
               </w:rPr>
-              <w:t>我的判断</w:t>
+              <w:t>它自己定的 ①</w:t>
             </w:r>
           </w:p>
         </w:tc>
@@ -552,7 +552,7 @@
                 <w:b/>
                 <w:sz w:val="20"/>
               </w:rPr>
-              <w:t>差在哪</w:t>
+              <w:t>它自己定的 ②</w:t>
             </w:r>
           </w:p>
         </w:tc>
@@ -575,7 +575,30 @@
                 <w:b/>
                 <w:sz w:val="20"/>
               </w:rPr>
-              <w:t>老师的讲解</w:t>
+              <w:t>它自己定的 ③</w:t>
+            </w:r>
+          </w:p>
+        </w:tc>
+        <w:tc>
+          <w:tcPr>
+            <w:tcW w:type="dxa" w:w="7143"/>
+          </w:tcPr>
+          <w:p/>
+          <w:p/>
+        </w:tc>
+      </w:tr>
+      <w:tr>
+        <w:tc>
+          <w:tcPr>
+            <w:tcW w:type="dxa" w:w="2608"/>
+          </w:tcPr>
+          <w:p>
+            <w:r>
+              <w:rPr>
+                <w:b/>
+                <w:sz w:val="20"/>
+              </w:rPr>
+              <w:t>我的收主命令（下节课原样发）</w:t>
             </w:r>
           </w:p>
         </w:tc>
@@ -598,7 +621,7 @@
           <w:color w:val="555555"/>
           <w:sz w:val="19"/>
         </w:rPr>
-        <w:t>✅ 下课前自查：□①我写出了意外　□②③④我写了规矩　□我判了哪句命令更好　　我猜错最惨的：＿＿＿＿＿＿＿＿＿＿＿＿</w:t>
+        <w:t>✅ 下课前自查：□①我写出了意外　□②③④我写了规矩　□我抓出了它的主＋写了收主命令　　我猜错最惨的：＿＿＿＿＿＿＿＿＿＿＿＿</w:t>
       </w:r>
     </w:p>
     <w:p>

--- a/RPA/05_机器人实验记录册_全程_v2.4_20260908.docx
+++ b/RPA/05_机器人实验记录册_全程_v2.4_20260908.docx
@@ -492,7 +492,7 @@
           <w:color w:val="1A5276"/>
           <w:sz w:val="23"/>
         </w:rPr>
-        <w:t>✏️ 课堂记录 · 它一声不吭做了几个主？　——课件 04 · p23</w:t>
+        <w:t>✏️ 课堂记录 · AI 整理名单：它自己定了什么？　——课件 04 · p23</w:t>
       </w:r>
     </w:p>
     <w:p>
@@ -505,7 +505,7 @@
           <w:color w:val="555555"/>
           <w:sz w:val="19"/>
         </w:rPr>
-        <w:t>AI 把名单整理得整整齐齐——但它一声不吭替你定了几件事？把「主」抓出来；再用一条「收主命令」把要求说死（下节课开头发给 AI 验收）。</w:t>
+        <w:t>名单是故意搞乱的：两个王芳、「李 强」带空格、「财会 2302」写法不一。看 AI 的整理结果，把它自己定的事抓出来；再填任务A/B，把要求说死（下节课开头原样发给 AI 验收）。</w:t>
       </w:r>
     </w:p>
     <w:tbl>
@@ -529,7 +529,7 @@
                 <w:b/>
                 <w:sz w:val="20"/>
               </w:rPr>
-              <w:t>它自己定的 ①</w:t>
+              <w:t>两个王芳它留了哪个</w:t>
             </w:r>
           </w:p>
         </w:tc>
@@ -552,7 +552,7 @@
                 <w:b/>
                 <w:sz w:val="20"/>
               </w:rPr>
-              <w:t>它自己定的 ②</w:t>
+              <w:t>它顺手改了什么（空格/写法）</w:t>
             </w:r>
           </w:p>
         </w:tc>
@@ -575,7 +575,7 @@
                 <w:b/>
                 <w:sz w:val="20"/>
               </w:rPr>
-              <w:t>它自己定的 ③</w:t>
+              <w:t>列名、顺序谁定的</w:t>
             </w:r>
           </w:p>
         </w:tc>
@@ -598,7 +598,30 @@
                 <w:b/>
                 <w:sz w:val="20"/>
               </w:rPr>
-              <w:t>我的收主命令（下节课原样发）</w:t>
+              <w:t>任务A·我的命令（开头原样发）</w:t>
+            </w:r>
+          </w:p>
+        </w:tc>
+        <w:tc>
+          <w:tcPr>
+            <w:tcW w:type="dxa" w:w="7143"/>
+          </w:tcPr>
+          <w:p/>
+          <w:p/>
+        </w:tc>
+      </w:tr>
+      <w:tr>
+        <w:tc>
+          <w:tcPr>
+            <w:tcW w:type="dxa" w:w="2608"/>
+          </w:tcPr>
+          <w:p>
+            <w:r>
+              <w:rPr>
+                <w:b/>
+                <w:sz w:val="20"/>
+              </w:rPr>
+              <w:t>任务B·我的通知</w:t>
             </w:r>
           </w:p>
         </w:tc>
@@ -621,7 +644,7 @@
           <w:color w:val="555555"/>
           <w:sz w:val="19"/>
         </w:rPr>
-        <w:t>✅ 下课前自查：□①我写出了意外　□②③④我写了规矩　□我抓出了它的主＋写了收主命令　　我猜错最惨的：＿＿＿＿＿＿＿＿＿＿＿＿</w:t>
+        <w:t>✅ 下课前自查：□①我写出了意外　□②③④我写了规矩　□我抓出它自己定的事　□任务A/B填好了　　我猜错最惨的：＿＿＿＿＿＿＿＿＿＿＿＿</w:t>
       </w:r>
     </w:p>
     <w:p>
@@ -2417,7 +2440,7 @@
           <w:b w:val="0"/>
           <w:sz w:val="20"/>
         </w:rPr>
-        <w:t>选做（p44）：用「如果…就…否则…」给家里定一条家规。</w:t>
+        <w:t>选做（p44）：用「如果…就…否则…」给宿舍定一条规矩（例：如果晚上 11 点，就熄大灯）。</w:t>
       </w:r>
     </w:p>
     <w:tbl>
@@ -2441,7 +2464,7 @@
                 <w:b/>
                 <w:sz w:val="20"/>
               </w:rPr>
-              <w:t>我的家规</w:t>
+              <w:t>我定的宿舍规矩</w:t>
             </w:r>
           </w:p>
         </w:tc>
@@ -2509,7 +2532,7 @@
           <w:b w:val="0"/>
           <w:sz w:val="20"/>
         </w:rPr>
-        <w:t>🗓 大任务（p57，一周内交，+5 分）：当一回家里的「小会计」——挑家里最近一笔大开销（买菜/话费/网购），照外卖计算器画一张「满减或比价」三行图纸，讲给家人听、让他挑一个刺写在图纸旁。</w:t>
+        <w:t>🗓 大任务（p57，一周，+5 分）：画一张「我的省钱图纸」——①挑一个你在学校真花钱的场景（食堂套餐/打印店/奶茶）；②问清价目写在图纸旁；③照外卖计算器画三行图纸；④开头 2 人一组互验：同桌按你图纸口头跑一遍，算对了他签字。老师查三行＋签字，抽 2 人投屏讲。</w:t>
       </w:r>
     </w:p>
     <w:tbl>
@@ -2533,7 +2556,7 @@
                 <w:b/>
                 <w:sz w:val="20"/>
               </w:rPr>
-              <w:t>我挑的开销</w:t>
+              <w:t>我的场景和价目</w:t>
             </w:r>
           </w:p>
         </w:tc>
@@ -2556,7 +2579,7 @@
                 <w:b/>
                 <w:sz w:val="20"/>
               </w:rPr>
-              <w:t>家人挑的刺</w:t>
+              <w:t>第 1 行 变量</w:t>
             </w:r>
           </w:p>
         </w:tc>
@@ -2579,7 +2602,53 @@
                 <w:b/>
                 <w:sz w:val="20"/>
               </w:rPr>
-              <w:t>完成日期</w:t>
+              <w:t>第 2 行 命令</w:t>
+            </w:r>
+          </w:p>
+        </w:tc>
+        <w:tc>
+          <w:tcPr>
+            <w:tcW w:type="dxa" w:w="7143"/>
+          </w:tcPr>
+          <w:p/>
+          <w:p/>
+        </w:tc>
+      </w:tr>
+      <w:tr>
+        <w:tc>
+          <w:tcPr>
+            <w:tcW w:type="dxa" w:w="2608"/>
+          </w:tcPr>
+          <w:p>
+            <w:r>
+              <w:rPr>
+                <w:b/>
+                <w:sz w:val="20"/>
+              </w:rPr>
+              <w:t>第 3 行 串法</w:t>
+            </w:r>
+          </w:p>
+        </w:tc>
+        <w:tc>
+          <w:tcPr>
+            <w:tcW w:type="dxa" w:w="7143"/>
+          </w:tcPr>
+          <w:p/>
+          <w:p/>
+        </w:tc>
+      </w:tr>
+      <w:tr>
+        <w:tc>
+          <w:tcPr>
+            <w:tcW w:type="dxa" w:w="2608"/>
+          </w:tcPr>
+          <w:p>
+            <w:r>
+              <w:rPr>
+                <w:b/>
+                <w:sz w:val="20"/>
+              </w:rPr>
+              <w:t>同桌签字（他跑对了）</w:t>
             </w:r>
           </w:p>
         </w:tc>
@@ -3267,7 +3336,7 @@
           <w:b w:val="0"/>
           <w:sz w:val="20"/>
         </w:rPr>
-        <w:t>🏁 项目二大任务（p21，一周内交，+5 分）：把你家一周生活费做成记账图纸——建变量放 1500，每花一笔「生活费＝生活费−这一笔」，低于 100 弹「该省省了」；下次进机房跑给机器人算。</w:t>
+        <w:t>🏁 项目二大任务（p21，一周，+5 分）：本周生活费记账机器人——①每天记 1 行流水（花什么、多少钱），预算自己定（例 500）；②照「余额格」画图纸：每笔「生活费＝生活费−这一笔」；③低于 100 弹「该省省了」；④下次进机房照图纸当场真跑给老师看。流水 7 行＋当场跑通＝满分。</w:t>
       </w:r>
     </w:p>
     <w:tbl>
@@ -3291,7 +3360,7 @@
                 <w:b/>
                 <w:sz w:val="20"/>
               </w:rPr>
-              <w:t>我定的最低线</w:t>
+              <w:t>我的预算（本周）</w:t>
             </w:r>
           </w:p>
         </w:tc>
@@ -3314,7 +3383,7 @@
                 <w:b/>
                 <w:sz w:val="20"/>
               </w:rPr>
-              <w:t>跑出来的结果</w:t>
+              <w:t>第 1 行 变量＋第 2 行 命令</w:t>
             </w:r>
           </w:p>
         </w:tc>
@@ -3337,7 +3406,122 @@
                 <w:b/>
                 <w:sz w:val="20"/>
               </w:rPr>
-              <w:t>完成日期</w:t>
+              <w:t>第 3 行 串法（含「低于 100」）</w:t>
+            </w:r>
+          </w:p>
+        </w:tc>
+        <w:tc>
+          <w:tcPr>
+            <w:tcW w:type="dxa" w:w="7143"/>
+          </w:tcPr>
+          <w:p/>
+          <w:p/>
+        </w:tc>
+      </w:tr>
+      <w:tr>
+        <w:tc>
+          <w:tcPr>
+            <w:tcW w:type="dxa" w:w="2608"/>
+          </w:tcPr>
+          <w:p>
+            <w:r>
+              <w:rPr>
+                <w:b/>
+                <w:sz w:val="20"/>
+              </w:rPr>
+              <w:t>周一流水</w:t>
+            </w:r>
+          </w:p>
+        </w:tc>
+        <w:tc>
+          <w:tcPr>
+            <w:tcW w:type="dxa" w:w="7143"/>
+          </w:tcPr>
+          <w:p/>
+          <w:p/>
+        </w:tc>
+      </w:tr>
+      <w:tr>
+        <w:tc>
+          <w:tcPr>
+            <w:tcW w:type="dxa" w:w="2608"/>
+          </w:tcPr>
+          <w:p>
+            <w:r>
+              <w:rPr>
+                <w:b/>
+                <w:sz w:val="20"/>
+              </w:rPr>
+              <w:t>周三流水</w:t>
+            </w:r>
+          </w:p>
+        </w:tc>
+        <w:tc>
+          <w:tcPr>
+            <w:tcW w:type="dxa" w:w="7143"/>
+          </w:tcPr>
+          <w:p/>
+          <w:p/>
+        </w:tc>
+      </w:tr>
+      <w:tr>
+        <w:tc>
+          <w:tcPr>
+            <w:tcW w:type="dxa" w:w="2608"/>
+          </w:tcPr>
+          <w:p>
+            <w:r>
+              <w:rPr>
+                <w:b/>
+                <w:sz w:val="20"/>
+              </w:rPr>
+              <w:t>周五流水</w:t>
+            </w:r>
+          </w:p>
+        </w:tc>
+        <w:tc>
+          <w:tcPr>
+            <w:tcW w:type="dxa" w:w="7143"/>
+          </w:tcPr>
+          <w:p/>
+          <w:p/>
+        </w:tc>
+      </w:tr>
+      <w:tr>
+        <w:tc>
+          <w:tcPr>
+            <w:tcW w:type="dxa" w:w="2608"/>
+          </w:tcPr>
+          <w:p>
+            <w:r>
+              <w:rPr>
+                <w:b/>
+                <w:sz w:val="20"/>
+              </w:rPr>
+              <w:t>周日流水</w:t>
+            </w:r>
+          </w:p>
+        </w:tc>
+        <w:tc>
+          <w:tcPr>
+            <w:tcW w:type="dxa" w:w="7143"/>
+          </w:tcPr>
+          <w:p/>
+          <w:p/>
+        </w:tc>
+      </w:tr>
+      <w:tr>
+        <w:tc>
+          <w:tcPr>
+            <w:tcW w:type="dxa" w:w="2608"/>
+          </w:tcPr>
+          <w:p>
+            <w:r>
+              <w:rPr>
+                <w:b/>
+                <w:sz w:val="20"/>
+              </w:rPr>
+              <w:t>机房当场跑：结果＋老师签字</w:t>
             </w:r>
           </w:p>
         </w:tc>

--- a/RPA/05_机器人实验记录册_全程_v2.4_20260908.docx
+++ b/RPA/05_机器人实验记录册_全程_v2.4_20260908.docx
@@ -2486,7 +2486,7 @@
           <w:b w:val="0"/>
           <w:sz w:val="20"/>
         </w:rPr>
-        <w:t>选做（p57）：把图纸讲给家人，让他找出顺序、条件、循环各在哪。</w:t>
+        <w:t>选做（p57）：找一块学校里「满 X 减 Y」或「第二件半价」的招牌，抄下价目带来贴黑板。</w:t>
       </w:r>
     </w:p>
     <w:tbl>
@@ -2510,7 +2510,7 @@
                 <w:b/>
                 <w:sz w:val="20"/>
               </w:rPr>
-              <w:t>家人找出的一处</w:t>
+              <w:t>我抄的招牌价目</w:t>
             </w:r>
           </w:p>
         </w:tc>
